--- a/DR/Резюме.docx
+++ b/DR/Резюме.docx
@@ -18,43 +18,154 @@
           <w:sz w:val="28"/>
           <w:szCs w:val="24"/>
         </w:rPr>
-        <w:t>1. Въведение</w:t>
-      </w:r>
-    </w:p>
-    <w:p>
-      <w:pPr>
-        <w:rPr>
-          <w:rFonts w:ascii="Times New Roman" w:hAnsi="Times New Roman"/>
-          <w:sz w:val="24"/>
-          <w:szCs w:val="24"/>
-        </w:rPr>
-      </w:pPr>
-      <w:r>
-        <w:rPr>
-          <w:rFonts w:ascii="Times New Roman" w:hAnsi="Times New Roman"/>
-          <w:sz w:val="24"/>
-          <w:szCs w:val="24"/>
-        </w:rPr>
-        <w:t>Дипломният проект разглежда разработването на уеб приложение за сигурно споделяне на тайни съобщения. Основният фокус е върху защитата на информацията и ограничаване на достъпа до нея. В съвременния дигитален свят сигурността на данните е от изключително значение, което прави подобни приложения особено актуални.</w:t>
-      </w:r>
-    </w:p>
-    <w:p>
-      <w:pPr>
-        <w:rPr>
-          <w:rFonts w:ascii="Times New Roman" w:hAnsi="Times New Roman"/>
-          <w:b/>
-          <w:sz w:val="28"/>
-          <w:szCs w:val="24"/>
-        </w:rPr>
-      </w:pPr>
-      <w:r>
-        <w:rPr>
-          <w:rFonts w:ascii="Times New Roman" w:hAnsi="Times New Roman"/>
-          <w:b/>
-          <w:sz w:val="28"/>
-          <w:szCs w:val="24"/>
-        </w:rPr>
-        <w:t>2. Проблем</w:t>
+        <w:t>1.Представяне</w:t>
+      </w:r>
+    </w:p>
+    <w:p>
+      <w:pPr>
+        <w:pStyle w:val="isselectedend"/>
+      </w:pPr>
+      <w:r>
+        <w:t>Уважаема г-жо Директор,</w:t>
+      </w:r>
+      <w:r>
+        <w:br/>
+        <w:t>Уважаема комисия,</w:t>
+      </w:r>
+      <w:r>
+        <w:br/>
+        <w:t>Уважаеми гости,</w:t>
+      </w:r>
+    </w:p>
+    <w:p>
+      <w:pPr>
+        <w:pStyle w:val="isselectedend"/>
+      </w:pPr>
+      <w:r>
+        <w:t>Аз съм Никола Пидов.</w:t>
+      </w:r>
+    </w:p>
+    <w:p>
+      <w:pPr>
+        <w:pStyle w:val="isselectedend"/>
+      </w:pPr>
+      <w:r>
+        <w:t>Темата на моя дипломен проект е „</w:t>
+      </w:r>
+      <w:r>
+        <w:t>Криптографско приложение за споделяне на тайни</w:t>
+      </w:r>
+      <w:r>
+        <w:t>“</w:t>
+      </w:r>
+      <w:r>
+        <w:t>.</w:t>
+      </w:r>
+    </w:p>
+    <w:p>
+      <w:pPr>
+        <w:pStyle w:val="isselectedend"/>
+      </w:pPr>
+      <w:r>
+        <w:t xml:space="preserve">Проектът представлява уеб приложение, което позволява сигурно споделяне на съобщения чрез използване на съвременни криптографски методи. </w:t>
+      </w:r>
+    </w:p>
+    <w:p>
+      <w:pPr>
+        <w:rPr>
+          <w:rFonts w:ascii="Times New Roman" w:hAnsi="Times New Roman"/>
+          <w:b/>
+          <w:sz w:val="28"/>
+          <w:szCs w:val="24"/>
+        </w:rPr>
+      </w:pPr>
+      <w:r>
+        <w:rPr>
+          <w:rFonts w:ascii="Times New Roman" w:hAnsi="Times New Roman"/>
+          <w:b/>
+          <w:sz w:val="28"/>
+          <w:szCs w:val="24"/>
+        </w:rPr>
+        <w:t>2</w:t>
+      </w:r>
+      <w:r>
+        <w:rPr>
+          <w:rFonts w:ascii="Times New Roman" w:hAnsi="Times New Roman"/>
+          <w:b/>
+          <w:sz w:val="28"/>
+          <w:szCs w:val="24"/>
+        </w:rPr>
+        <w:t xml:space="preserve">. </w:t>
+      </w:r>
+      <w:r>
+        <w:rPr>
+          <w:rFonts w:ascii="Times New Roman" w:hAnsi="Times New Roman"/>
+          <w:b/>
+          <w:sz w:val="28"/>
+          <w:szCs w:val="24"/>
+        </w:rPr>
+        <w:t>Обща характеристика на проекта</w:t>
+      </w:r>
+    </w:p>
+    <w:p>
+      <w:pPr>
+        <w:rPr>
+          <w:rFonts w:ascii="Times New Roman" w:hAnsi="Times New Roman"/>
+          <w:sz w:val="24"/>
+          <w:szCs w:val="24"/>
+        </w:rPr>
+      </w:pPr>
+      <w:r>
+        <w:rPr>
+          <w:rFonts w:ascii="Times New Roman" w:hAnsi="Times New Roman"/>
+          <w:sz w:val="24"/>
+          <w:szCs w:val="24"/>
+        </w:rPr>
+        <w:t>Дипломният проект разглежда разработването на уеб приложение за сигурно споделяне на тайни съобще</w:t>
+      </w:r>
+      <w:r>
+        <w:rPr>
+          <w:rFonts w:ascii="Times New Roman" w:hAnsi="Times New Roman"/>
+          <w:sz w:val="24"/>
+          <w:szCs w:val="24"/>
+        </w:rPr>
+        <w:t>ния. Основният фокус е върху защ</w:t>
+      </w:r>
+      <w:r>
+        <w:rPr>
+          <w:rFonts w:ascii="Times New Roman" w:hAnsi="Times New Roman"/>
+          <w:sz w:val="24"/>
+          <w:szCs w:val="24"/>
+        </w:rPr>
+        <w:t>итата на информацията и ограничаване на достъпа до нея. В съвременния дигитален свят сигурността на данните е от изключително значение, което прави подобни приложения особено актуални.</w:t>
+      </w:r>
+    </w:p>
+    <w:p>
+      <w:pPr>
+        <w:rPr>
+          <w:rFonts w:ascii="Times New Roman" w:hAnsi="Times New Roman"/>
+          <w:b/>
+          <w:sz w:val="28"/>
+          <w:szCs w:val="24"/>
+        </w:rPr>
+      </w:pPr>
+      <w:r>
+        <w:rPr>
+          <w:rFonts w:ascii="Times New Roman" w:hAnsi="Times New Roman"/>
+          <w:b/>
+          <w:sz w:val="28"/>
+          <w:szCs w:val="24"/>
+        </w:rPr>
+        <w:t>3</w:t>
+      </w:r>
+      <w:r>
+        <w:rPr>
+          <w:rFonts w:ascii="Times New Roman" w:hAnsi="Times New Roman"/>
+          <w:b/>
+          <w:sz w:val="28"/>
+          <w:szCs w:val="24"/>
+        </w:rPr>
+        <w:t>. Проблем</w:t>
       </w:r>
     </w:p>
     <w:p>
@@ -90,7 +201,16 @@
           <w:sz w:val="28"/>
           <w:szCs w:val="24"/>
         </w:rPr>
-        <w:t>3. Цел на проекта</w:t>
+        <w:t>4</w:t>
+      </w:r>
+      <w:r>
+        <w:rPr>
+          <w:rFonts w:ascii="Times New Roman" w:hAnsi="Times New Roman"/>
+          <w:b/>
+          <w:sz w:val="28"/>
+          <w:szCs w:val="24"/>
+        </w:rPr>
+        <w:t>. Цел на проекта</w:t>
       </w:r>
     </w:p>
     <w:p>
@@ -126,43 +246,77 @@
           <w:sz w:val="28"/>
           <w:szCs w:val="24"/>
         </w:rPr>
-        <w:t>4. Криптография</w:t>
-      </w:r>
-    </w:p>
-    <w:p>
-      <w:pPr>
-        <w:rPr>
-          <w:rFonts w:ascii="Times New Roman" w:hAnsi="Times New Roman"/>
-          <w:sz w:val="24"/>
-          <w:szCs w:val="24"/>
-        </w:rPr>
-      </w:pPr>
-      <w:r>
-        <w:rPr>
-          <w:rFonts w:ascii="Times New Roman" w:hAnsi="Times New Roman"/>
-          <w:sz w:val="24"/>
-          <w:szCs w:val="24"/>
-        </w:rPr>
-        <w:t>В проекта се използва симетрично криптиране за защита на данните. Основен алгоритъм е AES, реализиран чрез формата Fernet, който комбинира криптиране и защита на целостта на данните. Това осигурява както поверителност, така и защита срещу подправяне на информацията.</w:t>
-      </w:r>
-    </w:p>
-    <w:p>
-      <w:pPr>
-        <w:rPr>
-          <w:rFonts w:ascii="Times New Roman" w:hAnsi="Times New Roman"/>
-          <w:b/>
-          <w:sz w:val="28"/>
-          <w:szCs w:val="24"/>
-        </w:rPr>
-      </w:pPr>
-      <w:r>
-        <w:rPr>
-          <w:rFonts w:ascii="Times New Roman" w:hAnsi="Times New Roman"/>
-          <w:b/>
-          <w:sz w:val="28"/>
-          <w:szCs w:val="24"/>
-        </w:rPr>
-        <w:t>5. Криптиране на съобщението</w:t>
+        <w:t>5</w:t>
+      </w:r>
+      <w:r>
+        <w:rPr>
+          <w:rFonts w:ascii="Times New Roman" w:hAnsi="Times New Roman"/>
+          <w:b/>
+          <w:sz w:val="28"/>
+          <w:szCs w:val="24"/>
+        </w:rPr>
+        <w:t>. Криптография</w:t>
+      </w:r>
+    </w:p>
+    <w:p>
+      <w:pPr>
+        <w:rPr>
+          <w:rFonts w:ascii="Times New Roman" w:hAnsi="Times New Roman"/>
+          <w:sz w:val="24"/>
+          <w:szCs w:val="24"/>
+        </w:rPr>
+      </w:pPr>
+      <w:r>
+        <w:rPr>
+          <w:rFonts w:ascii="Times New Roman" w:hAnsi="Times New Roman"/>
+          <w:sz w:val="24"/>
+          <w:szCs w:val="24"/>
+        </w:rPr>
+        <w:t>В проекта се използва симетрично криптиране за защита на данните. Основен алгоритъм е AES</w:t>
+      </w:r>
+      <w:r>
+        <w:rPr>
+          <w:rFonts w:ascii="Times New Roman" w:hAnsi="Times New Roman"/>
+          <w:sz w:val="24"/>
+          <w:szCs w:val="24"/>
+        </w:rPr>
+        <w:t xml:space="preserve"> (Advanced Encryption Standard)</w:t>
+      </w:r>
+      <w:r>
+        <w:rPr>
+          <w:rFonts w:ascii="Times New Roman" w:hAnsi="Times New Roman"/>
+          <w:sz w:val="24"/>
+          <w:szCs w:val="24"/>
+        </w:rPr>
+        <w:t>, реализиран чрез формата Fernet, който комбинира криптиране и защита на целостта на данните. Това осигурява както поверителност, така и защита срещу подправяне на информацията.</w:t>
+      </w:r>
+    </w:p>
+    <w:p>
+      <w:pPr>
+        <w:rPr>
+          <w:rFonts w:ascii="Times New Roman" w:hAnsi="Times New Roman"/>
+          <w:b/>
+          <w:sz w:val="28"/>
+          <w:szCs w:val="24"/>
+        </w:rPr>
+      </w:pPr>
+      <w:r>
+        <w:rPr>
+          <w:rFonts w:ascii="Times New Roman" w:hAnsi="Times New Roman"/>
+          <w:b/>
+          <w:sz w:val="28"/>
+          <w:szCs w:val="24"/>
+        </w:rPr>
+        <w:t>6</w:t>
+      </w:r>
+      <w:r>
+        <w:rPr>
+          <w:rFonts w:ascii="Times New Roman" w:hAnsi="Times New Roman"/>
+          <w:b/>
+          <w:sz w:val="28"/>
+          <w:szCs w:val="24"/>
+        </w:rPr>
+        <w:t>. Криптиране на съобщението</w:t>
       </w:r>
     </w:p>
     <w:p>
@@ -198,23 +352,33 @@
           <w:sz w:val="28"/>
           <w:szCs w:val="24"/>
         </w:rPr>
-        <w:t>6. Съхранение в база данни</w:t>
-      </w:r>
-    </w:p>
-    <w:p>
-      <w:pPr>
-        <w:rPr>
-          <w:rFonts w:ascii="Times New Roman" w:hAnsi="Times New Roman"/>
-          <w:sz w:val="24"/>
-          <w:szCs w:val="24"/>
-        </w:rPr>
-      </w:pPr>
-      <w:r>
-        <w:rPr>
-          <w:rFonts w:ascii="Times New Roman" w:hAnsi="Times New Roman"/>
-          <w:sz w:val="24"/>
-          <w:szCs w:val="24"/>
-        </w:rPr>
+        <w:t>7</w:t>
+      </w:r>
+      <w:r>
+        <w:rPr>
+          <w:rFonts w:ascii="Times New Roman" w:hAnsi="Times New Roman"/>
+          <w:b/>
+          <w:sz w:val="28"/>
+          <w:szCs w:val="24"/>
+        </w:rPr>
+        <w:t>. Съхранение в база данни</w:t>
+      </w:r>
+    </w:p>
+    <w:p>
+      <w:pPr>
+        <w:rPr>
+          <w:rFonts w:ascii="Times New Roman" w:hAnsi="Times New Roman"/>
+          <w:sz w:val="24"/>
+          <w:szCs w:val="24"/>
+        </w:rPr>
+      </w:pPr>
+      <w:r>
+        <w:rPr>
+          <w:rFonts w:ascii="Times New Roman" w:hAnsi="Times New Roman"/>
+          <w:sz w:val="24"/>
+          <w:szCs w:val="24"/>
+        </w:rPr>
+        <w:lastRenderedPageBreak/>
         <w:t>В базата данни се съхранява само криптираният текст. Това гарантира, че информацията не може да бъде прочетена без съответния ключ за декриптиране. Дори при неоторизиран достъп до базата, данните остават защитени.</w:t>
       </w:r>
     </w:p>
@@ -234,7 +398,16 @@
           <w:sz w:val="28"/>
           <w:szCs w:val="24"/>
         </w:rPr>
-        <w:t>7. Генериране на линк</w:t>
+        <w:t>8</w:t>
+      </w:r>
+      <w:r>
+        <w:rPr>
+          <w:rFonts w:ascii="Times New Roman" w:hAnsi="Times New Roman"/>
+          <w:b/>
+          <w:sz w:val="28"/>
+          <w:szCs w:val="24"/>
+        </w:rPr>
+        <w:t>. Генериране на линк</w:t>
       </w:r>
     </w:p>
     <w:p>
@@ -270,7 +443,16 @@
           <w:sz w:val="28"/>
           <w:szCs w:val="24"/>
         </w:rPr>
-        <w:t>8. Отваряне на съобщението</w:t>
+        <w:t>9</w:t>
+      </w:r>
+      <w:r>
+        <w:rPr>
+          <w:rFonts w:ascii="Times New Roman" w:hAnsi="Times New Roman"/>
+          <w:b/>
+          <w:sz w:val="28"/>
+          <w:szCs w:val="24"/>
+        </w:rPr>
+        <w:t>. Отваряне на съобщението</w:t>
       </w:r>
     </w:p>
     <w:p>
@@ -306,44 +488,85 @@
           <w:sz w:val="28"/>
           <w:szCs w:val="24"/>
         </w:rPr>
-        <w:lastRenderedPageBreak/>
-        <w:t>9. Самоунищожаване</w:t>
-      </w:r>
-    </w:p>
-    <w:p>
-      <w:pPr>
-        <w:rPr>
-          <w:rFonts w:ascii="Times New Roman" w:hAnsi="Times New Roman"/>
-          <w:sz w:val="24"/>
-          <w:szCs w:val="24"/>
-        </w:rPr>
-      </w:pPr>
-      <w:r>
-        <w:rPr>
-          <w:rFonts w:ascii="Times New Roman" w:hAnsi="Times New Roman"/>
-          <w:sz w:val="24"/>
-          <w:szCs w:val="24"/>
-        </w:rPr>
-        <w:t>След първото отваряне съобщението се изтрива автоматично от базата данни. Това гарантира, че то не може да бъде достъпено повторно. Този механизъм осигурява високо ниво на сигурност при споделяне на информация.</w:t>
-      </w:r>
-    </w:p>
-    <w:p>
-      <w:pPr>
-        <w:rPr>
-          <w:rFonts w:ascii="Times New Roman" w:hAnsi="Times New Roman"/>
-          <w:b/>
-          <w:sz w:val="28"/>
-          <w:szCs w:val="24"/>
-        </w:rPr>
-      </w:pPr>
-      <w:r>
-        <w:rPr>
-          <w:rFonts w:ascii="Times New Roman" w:hAnsi="Times New Roman"/>
-          <w:b/>
-          <w:sz w:val="28"/>
-          <w:szCs w:val="24"/>
-        </w:rPr>
-        <w:t>10. Поведение при повторен достъп</w:t>
+        <w:t>10</w:t>
+      </w:r>
+      <w:r>
+        <w:rPr>
+          <w:rFonts w:ascii="Times New Roman" w:hAnsi="Times New Roman"/>
+          <w:b/>
+          <w:sz w:val="28"/>
+          <w:szCs w:val="24"/>
+        </w:rPr>
+        <w:t>. Самоунищожаване</w:t>
+      </w:r>
+    </w:p>
+    <w:p>
+      <w:pPr>
+        <w:rPr>
+          <w:rFonts w:ascii="Times New Roman" w:hAnsi="Times New Roman"/>
+          <w:sz w:val="24"/>
+          <w:szCs w:val="24"/>
+        </w:rPr>
+      </w:pPr>
+      <w:r>
+        <w:rPr>
+          <w:rFonts w:ascii="Times New Roman" w:hAnsi="Times New Roman"/>
+          <w:sz w:val="24"/>
+          <w:szCs w:val="24"/>
+        </w:rPr>
+        <w:t xml:space="preserve">След първото отваряне съобщението се изтрива автоматично от базата данни. Това гарантира, че то не може да бъде </w:t>
+      </w:r>
+      <w:r>
+        <w:rPr>
+          <w:rFonts w:ascii="Times New Roman" w:hAnsi="Times New Roman"/>
+          <w:sz w:val="24"/>
+          <w:szCs w:val="24"/>
+        </w:rPr>
+        <w:t>прегледано</w:t>
+      </w:r>
+      <w:r>
+        <w:rPr>
+          <w:rFonts w:ascii="Times New Roman" w:hAnsi="Times New Roman"/>
+          <w:sz w:val="24"/>
+          <w:szCs w:val="24"/>
+        </w:rPr>
+        <w:t xml:space="preserve"> повторно.</w:t>
+      </w:r>
+      <w:r>
+        <w:rPr>
+          <w:rFonts w:ascii="Times New Roman" w:hAnsi="Times New Roman"/>
+          <w:sz w:val="24"/>
+          <w:szCs w:val="24"/>
+        </w:rPr>
+        <w:t xml:space="preserve"> Този механизъм осигурява високо ниво на сигурност при споделяне на информация.</w:t>
+      </w:r>
+    </w:p>
+    <w:p>
+      <w:pPr>
+        <w:rPr>
+          <w:rFonts w:ascii="Times New Roman" w:hAnsi="Times New Roman"/>
+          <w:b/>
+          <w:sz w:val="28"/>
+          <w:szCs w:val="24"/>
+        </w:rPr>
+      </w:pPr>
+      <w:r>
+        <w:rPr>
+          <w:rFonts w:ascii="Times New Roman" w:hAnsi="Times New Roman"/>
+          <w:b/>
+          <w:sz w:val="28"/>
+          <w:szCs w:val="24"/>
+        </w:rPr>
+        <w:t>11</w:t>
+      </w:r>
+      <w:r>
+        <w:rPr>
+          <w:rFonts w:ascii="Times New Roman" w:hAnsi="Times New Roman"/>
+          <w:b/>
+          <w:sz w:val="28"/>
+          <w:szCs w:val="24"/>
+        </w:rPr>
+        <w:t>. Поведение при повторен достъп</w:t>
       </w:r>
     </w:p>
     <w:p>
@@ -379,7 +602,16 @@
           <w:sz w:val="28"/>
           <w:szCs w:val="24"/>
         </w:rPr>
-        <w:t>11. Използвани технологии</w:t>
+        <w:t>12</w:t>
+      </w:r>
+      <w:r>
+        <w:rPr>
+          <w:rFonts w:ascii="Times New Roman" w:hAnsi="Times New Roman"/>
+          <w:b/>
+          <w:sz w:val="28"/>
+          <w:szCs w:val="24"/>
+        </w:rPr>
+        <w:t>. Използвани технологии</w:t>
       </w:r>
     </w:p>
     <w:p>
@@ -415,7 +647,16 @@
           <w:sz w:val="28"/>
           <w:szCs w:val="24"/>
         </w:rPr>
-        <w:t>12. Заключение</w:t>
+        <w:t>13</w:t>
+      </w:r>
+      <w:r>
+        <w:rPr>
+          <w:rFonts w:ascii="Times New Roman" w:hAnsi="Times New Roman"/>
+          <w:b/>
+          <w:sz w:val="28"/>
+          <w:szCs w:val="24"/>
+        </w:rPr>
+        <w:t>. Заключение</w:t>
       </w:r>
     </w:p>
     <w:p>
@@ -875,6 +1116,36 @@
     <w:semiHidden/>
     <w:unhideWhenUsed/>
   </w:style>
+  <w:style w:type="paragraph" w:customStyle="1" w:styleId="isselectedend">
+    <w:name w:val="isselectedend"/>
+    <w:basedOn w:val="Normal"/>
+    <w:rsid w:val="00DB469D"/>
+    <w:pPr>
+      <w:spacing w:before="100" w:beforeAutospacing="1" w:after="100" w:afterAutospacing="1" w:line="240" w:lineRule="auto"/>
+    </w:pPr>
+    <w:rPr>
+      <w:rFonts w:ascii="Times New Roman" w:eastAsia="Times New Roman" w:hAnsi="Times New Roman"/>
+      <w:sz w:val="24"/>
+      <w:szCs w:val="24"/>
+      <w:lang w:eastAsia="bg-BG"/>
+    </w:rPr>
+  </w:style>
+  <w:style w:type="paragraph" w:styleId="NormalWeb">
+    <w:name w:val="Normal (Web)"/>
+    <w:basedOn w:val="Normal"/>
+    <w:uiPriority w:val="99"/>
+    <w:unhideWhenUsed/>
+    <w:rsid w:val="00DB469D"/>
+    <w:pPr>
+      <w:spacing w:before="100" w:beforeAutospacing="1" w:after="100" w:afterAutospacing="1" w:line="240" w:lineRule="auto"/>
+    </w:pPr>
+    <w:rPr>
+      <w:rFonts w:ascii="Times New Roman" w:eastAsia="Times New Roman" w:hAnsi="Times New Roman"/>
+      <w:sz w:val="24"/>
+      <w:szCs w:val="24"/>
+      <w:lang w:eastAsia="bg-BG"/>
+    </w:rPr>
+  </w:style>
 </w:styles>
 </file>
 

--- a/DR/Резюме.docx
+++ b/DR/Резюме.docx
@@ -182,7 +182,7 @@
           <w:sz w:val="24"/>
           <w:szCs w:val="24"/>
         </w:rPr>
-        <w:t>В съвременния интернет съществува риск от изтичане на чувствителни данни. Обикновените съобщения често се съхраняват дълго време и могат да бъдат достъпени от неоторизирани лица. Това създава необходимост от по-сигурни начини за комуникация, които ограничават достъпа и времето за съхранение на информацията.</w:t>
+        <w:t>В днешно време при използване на интернет съществува риск личната информация да попадне в чужди ръце. Обикновените съобщения често се пазят дълго време и могат да бъдат прочетени от хора, които нямат право на достъп. Затова е необходимо да се използват по-сигурни начини за комуникация, които ограничават достъпа и времето, през което информацията е налична.</w:t>
       </w:r>
     </w:p>
     <w:p>
@@ -673,10 +673,18 @@
           <w:sz w:val="24"/>
           <w:szCs w:val="24"/>
         </w:rPr>
-        <w:t>Проектът демонстрира практическо приложение на криптографията в уеб среда. Разработеното решение осигурява сигурно споделяне на информация и лесна употреба. В бъдеще може да бъде разширено с допълнителни функции като PIN защита, срок на валидност и двуфакторна автентикация.</w:t>
+        <w:t>Проектът демонстрира практическо приложение на криптографията в уеб среда. Разработеното решение осигуря</w:t>
       </w:r>
       <w:bookmarkStart w:id="0" w:name="_GoBack"/>
       <w:bookmarkEnd w:id="0"/>
+      <w:r>
+        <w:rPr>
+          <w:rFonts w:ascii="Times New Roman" w:hAnsi="Times New Roman"/>
+          <w:sz w:val="24"/>
+          <w:szCs w:val="24"/>
+        </w:rPr>
+        <w:t xml:space="preserve">ва сигурно споделяне на информация и лесна употреба. </w:t>
+      </w:r>
     </w:p>
     <w:sectPr>
       <w:pgSz w:w="11906" w:h="16838"/>
@@ -1092,7 +1100,6 @@
   <w:style w:type="character" w:default="1" w:styleId="DefaultParagraphFont">
     <w:name w:val="Default Paragraph Font"/>
     <w:uiPriority w:val="1"/>
-    <w:semiHidden/>
     <w:unhideWhenUsed/>
   </w:style>
   <w:style w:type="table" w:default="1" w:styleId="TableNormal">

--- a/DR/Резюме.docx
+++ b/DR/Резюме.docx
@@ -4,687 +4,980 @@
   <w:body>
     <w:p>
       <w:pPr>
-        <w:rPr>
-          <w:rFonts w:ascii="Times New Roman" w:hAnsi="Times New Roman"/>
-          <w:b/>
-          <w:sz w:val="28"/>
-          <w:szCs w:val="24"/>
-        </w:rPr>
-      </w:pPr>
-      <w:r>
-        <w:rPr>
-          <w:rFonts w:ascii="Times New Roman" w:hAnsi="Times New Roman"/>
-          <w:b/>
-          <w:sz w:val="28"/>
-          <w:szCs w:val="24"/>
+        <w:pStyle w:val="NormalWeb"/>
+        <w:shd w:val="clear" w:color="auto" w:fill="FFFFFF"/>
+        <w:spacing w:before="0" w:beforeAutospacing="0" w:after="0" w:afterAutospacing="0"/>
+        <w:rPr>
+          <w:b/>
+          <w:color w:val="212529"/>
+          <w:spacing w:val="-1"/>
+          <w:sz w:val="28"/>
+          <w:szCs w:val="26"/>
+        </w:rPr>
+      </w:pPr>
+      <w:r>
+        <w:rPr>
+          <w:b/>
+          <w:color w:val="212529"/>
+          <w:spacing w:val="-1"/>
+          <w:sz w:val="28"/>
+          <w:szCs w:val="26"/>
         </w:rPr>
         <w:t>1.Представяне</w:t>
       </w:r>
     </w:p>
     <w:p>
       <w:pPr>
-        <w:pStyle w:val="isselectedend"/>
-      </w:pPr>
-      <w:r>
+        <w:pStyle w:val="NormalWeb"/>
+        <w:shd w:val="clear" w:color="auto" w:fill="FFFFFF"/>
+        <w:spacing w:before="0" w:beforeAutospacing="0" w:after="0" w:afterAutospacing="0"/>
+        <w:rPr>
+          <w:color w:val="212529"/>
+          <w:spacing w:val="-1"/>
+          <w:sz w:val="26"/>
+          <w:szCs w:val="26"/>
+        </w:rPr>
+      </w:pPr>
+      <w:r>
+        <w:rPr>
+          <w:color w:val="212529"/>
+          <w:spacing w:val="-1"/>
+          <w:sz w:val="26"/>
+          <w:szCs w:val="26"/>
+        </w:rPr>
         <w:t>Уважаема г-жо Директор,</w:t>
       </w:r>
       <w:r>
+        <w:rPr>
+          <w:color w:val="212529"/>
+          <w:spacing w:val="-1"/>
+          <w:sz w:val="26"/>
+          <w:szCs w:val="26"/>
+        </w:rPr>
         <w:br/>
         <w:t>Уважаема комисия,</w:t>
       </w:r>
       <w:r>
+        <w:rPr>
+          <w:color w:val="212529"/>
+          <w:spacing w:val="-1"/>
+          <w:sz w:val="26"/>
+          <w:szCs w:val="26"/>
+        </w:rPr>
         <w:br/>
         <w:t>Уважаеми гости,</w:t>
       </w:r>
     </w:p>
     <w:p>
       <w:pPr>
-        <w:pStyle w:val="isselectedend"/>
-      </w:pPr>
-      <w:r>
+        <w:pStyle w:val="NormalWeb"/>
+        <w:shd w:val="clear" w:color="auto" w:fill="FFFFFF"/>
+        <w:spacing w:before="0" w:beforeAutospacing="0" w:after="0" w:afterAutospacing="0"/>
+        <w:rPr>
+          <w:color w:val="212529"/>
+          <w:spacing w:val="-1"/>
+          <w:sz w:val="26"/>
+          <w:szCs w:val="26"/>
+        </w:rPr>
+      </w:pPr>
+      <w:r>
+        <w:rPr>
+          <w:color w:val="212529"/>
+          <w:spacing w:val="-1"/>
+          <w:sz w:val="26"/>
+          <w:szCs w:val="26"/>
+        </w:rPr>
         <w:t>Аз съм Никола Пидов.</w:t>
       </w:r>
     </w:p>
     <w:p>
       <w:pPr>
-        <w:pStyle w:val="isselectedend"/>
-      </w:pPr>
-      <w:r>
-        <w:t>Темата на моя дипломен проект е „</w:t>
-      </w:r>
-      <w:r>
-        <w:t>Криптографско приложение за споделяне на тайни</w:t>
-      </w:r>
-      <w:r>
-        <w:t>“</w:t>
-      </w:r>
-      <w:r>
-        <w:t>.</w:t>
-      </w:r>
-    </w:p>
-    <w:p>
-      <w:pPr>
-        <w:pStyle w:val="isselectedend"/>
-      </w:pPr>
-      <w:r>
-        <w:t xml:space="preserve">Проектът представлява уеб приложение, което позволява сигурно споделяне на съобщения чрез използване на съвременни криптографски методи. </w:t>
-      </w:r>
-    </w:p>
-    <w:p>
-      <w:pPr>
-        <w:rPr>
-          <w:rFonts w:ascii="Times New Roman" w:hAnsi="Times New Roman"/>
-          <w:b/>
-          <w:sz w:val="28"/>
-          <w:szCs w:val="24"/>
-        </w:rPr>
-      </w:pPr>
-      <w:r>
-        <w:rPr>
-          <w:rFonts w:ascii="Times New Roman" w:hAnsi="Times New Roman"/>
-          <w:b/>
-          <w:sz w:val="28"/>
-          <w:szCs w:val="24"/>
-        </w:rPr>
-        <w:t>2</w:t>
-      </w:r>
-      <w:r>
-        <w:rPr>
-          <w:rFonts w:ascii="Times New Roman" w:hAnsi="Times New Roman"/>
-          <w:b/>
-          <w:sz w:val="28"/>
-          <w:szCs w:val="24"/>
-        </w:rPr>
-        <w:t xml:space="preserve">. </w:t>
-      </w:r>
-      <w:r>
-        <w:rPr>
-          <w:rFonts w:ascii="Times New Roman" w:hAnsi="Times New Roman"/>
-          <w:b/>
-          <w:sz w:val="28"/>
-          <w:szCs w:val="24"/>
-        </w:rPr>
-        <w:t>Обща характеристика на проекта</w:t>
-      </w:r>
-    </w:p>
-    <w:p>
-      <w:pPr>
-        <w:rPr>
-          <w:rFonts w:ascii="Times New Roman" w:hAnsi="Times New Roman"/>
-          <w:sz w:val="24"/>
-          <w:szCs w:val="24"/>
-        </w:rPr>
-      </w:pPr>
-      <w:r>
-        <w:rPr>
-          <w:rFonts w:ascii="Times New Roman" w:hAnsi="Times New Roman"/>
-          <w:sz w:val="24"/>
-          <w:szCs w:val="24"/>
-        </w:rPr>
-        <w:t>Дипломният проект разглежда разработването на уеб приложение за сигурно споделяне на тайни съобще</w:t>
-      </w:r>
-      <w:r>
-        <w:rPr>
-          <w:rFonts w:ascii="Times New Roman" w:hAnsi="Times New Roman"/>
-          <w:sz w:val="24"/>
-          <w:szCs w:val="24"/>
-        </w:rPr>
-        <w:t>ния. Основният фокус е върху защ</w:t>
-      </w:r>
-      <w:r>
-        <w:rPr>
-          <w:rFonts w:ascii="Times New Roman" w:hAnsi="Times New Roman"/>
-          <w:sz w:val="24"/>
-          <w:szCs w:val="24"/>
-        </w:rPr>
-        <w:t>итата на информацията и ограничаване на достъпа до нея. В съвременния дигитален свят сигурността на данните е от изключително значение, което прави подобни приложения особено актуални.</w:t>
-      </w:r>
-    </w:p>
-    <w:p>
-      <w:pPr>
-        <w:rPr>
-          <w:rFonts w:ascii="Times New Roman" w:hAnsi="Times New Roman"/>
-          <w:b/>
-          <w:sz w:val="28"/>
-          <w:szCs w:val="24"/>
-        </w:rPr>
-      </w:pPr>
-      <w:r>
-        <w:rPr>
-          <w:rFonts w:ascii="Times New Roman" w:hAnsi="Times New Roman"/>
-          <w:b/>
-          <w:sz w:val="28"/>
-          <w:szCs w:val="24"/>
-        </w:rPr>
-        <w:t>3</w:t>
-      </w:r>
-      <w:r>
-        <w:rPr>
-          <w:rFonts w:ascii="Times New Roman" w:hAnsi="Times New Roman"/>
-          <w:b/>
-          <w:sz w:val="28"/>
-          <w:szCs w:val="24"/>
-        </w:rPr>
-        <w:t>. Проблем</w:t>
-      </w:r>
-    </w:p>
-    <w:p>
-      <w:pPr>
-        <w:rPr>
-          <w:rFonts w:ascii="Times New Roman" w:hAnsi="Times New Roman"/>
-          <w:sz w:val="24"/>
-          <w:szCs w:val="24"/>
-        </w:rPr>
-      </w:pPr>
-      <w:r>
-        <w:rPr>
-          <w:rFonts w:ascii="Times New Roman" w:hAnsi="Times New Roman"/>
-          <w:sz w:val="24"/>
-          <w:szCs w:val="24"/>
-        </w:rPr>
-        <w:t>В днешно време при използване на интернет съществува риск личната информация да попадне в чужди ръце. Обикновените съобщения често се пазят дълго време и могат да бъдат прочетени от хора, които нямат право на достъп. Затова е необходимо да се използват по-сигурни начини за комуникация, които ограничават достъпа и времето, през което информацията е налична.</w:t>
-      </w:r>
-    </w:p>
-    <w:p>
-      <w:pPr>
-        <w:rPr>
-          <w:rFonts w:ascii="Times New Roman" w:hAnsi="Times New Roman"/>
-          <w:b/>
-          <w:sz w:val="28"/>
-          <w:szCs w:val="24"/>
-        </w:rPr>
-      </w:pPr>
-      <w:r>
-        <w:rPr>
-          <w:rFonts w:ascii="Times New Roman" w:hAnsi="Times New Roman"/>
-          <w:b/>
-          <w:sz w:val="28"/>
-          <w:szCs w:val="24"/>
-        </w:rPr>
-        <w:t>4</w:t>
-      </w:r>
-      <w:r>
-        <w:rPr>
-          <w:rFonts w:ascii="Times New Roman" w:hAnsi="Times New Roman"/>
-          <w:b/>
-          <w:sz w:val="28"/>
-          <w:szCs w:val="24"/>
-        </w:rPr>
-        <w:t>. Цел на проекта</w:t>
-      </w:r>
-    </w:p>
-    <w:p>
-      <w:pPr>
-        <w:rPr>
-          <w:rFonts w:ascii="Times New Roman" w:hAnsi="Times New Roman"/>
-          <w:sz w:val="24"/>
-          <w:szCs w:val="24"/>
-        </w:rPr>
-      </w:pPr>
-      <w:r>
-        <w:rPr>
-          <w:rFonts w:ascii="Times New Roman" w:hAnsi="Times New Roman"/>
-          <w:sz w:val="24"/>
-          <w:szCs w:val="24"/>
-        </w:rPr>
-        <w:t>Основната цел е създаване на приложение, което позволява изпращане на тайни съобщения с еднократно прочитане. Системата трябва да гарантира сигурност и контрол върху достъпа до информацията. Освен това се цели лесна употреба, така че приложението да бъде достъпно за широк кръг потребители.</w:t>
-      </w:r>
-    </w:p>
-    <w:p>
-      <w:pPr>
-        <w:rPr>
-          <w:rFonts w:ascii="Times New Roman" w:hAnsi="Times New Roman"/>
-          <w:b/>
-          <w:sz w:val="28"/>
-          <w:szCs w:val="24"/>
-        </w:rPr>
-      </w:pPr>
-      <w:r>
-        <w:rPr>
-          <w:rFonts w:ascii="Times New Roman" w:hAnsi="Times New Roman"/>
-          <w:b/>
-          <w:sz w:val="28"/>
-          <w:szCs w:val="24"/>
-        </w:rPr>
-        <w:t>5</w:t>
-      </w:r>
-      <w:r>
-        <w:rPr>
-          <w:rFonts w:ascii="Times New Roman" w:hAnsi="Times New Roman"/>
-          <w:b/>
-          <w:sz w:val="28"/>
-          <w:szCs w:val="24"/>
-        </w:rPr>
-        <w:t>. Криптография</w:t>
-      </w:r>
-    </w:p>
-    <w:p>
-      <w:pPr>
-        <w:rPr>
-          <w:rFonts w:ascii="Times New Roman" w:hAnsi="Times New Roman"/>
-          <w:sz w:val="24"/>
-          <w:szCs w:val="24"/>
-        </w:rPr>
-      </w:pPr>
-      <w:r>
-        <w:rPr>
-          <w:rFonts w:ascii="Times New Roman" w:hAnsi="Times New Roman"/>
-          <w:sz w:val="24"/>
-          <w:szCs w:val="24"/>
-        </w:rPr>
-        <w:t>В проекта се използва симетрично криптиране за защита на данните. Основен алгоритъм е AES</w:t>
-      </w:r>
-      <w:r>
-        <w:rPr>
-          <w:rFonts w:ascii="Times New Roman" w:hAnsi="Times New Roman"/>
-          <w:sz w:val="24"/>
-          <w:szCs w:val="24"/>
-        </w:rPr>
-        <w:t xml:space="preserve"> (Advanced Encryption Standard)</w:t>
-      </w:r>
-      <w:r>
-        <w:rPr>
-          <w:rFonts w:ascii="Times New Roman" w:hAnsi="Times New Roman"/>
-          <w:sz w:val="24"/>
-          <w:szCs w:val="24"/>
-        </w:rPr>
-        <w:t>, реализиран чрез формата Fernet, който комбинира криптиране и защита на целостта на данните. Това осигурява както поверителност, така и защита срещу подправяне на информацията.</w:t>
-      </w:r>
-    </w:p>
-    <w:p>
-      <w:pPr>
-        <w:rPr>
-          <w:rFonts w:ascii="Times New Roman" w:hAnsi="Times New Roman"/>
-          <w:b/>
-          <w:sz w:val="28"/>
-          <w:szCs w:val="24"/>
-        </w:rPr>
-      </w:pPr>
-      <w:r>
-        <w:rPr>
-          <w:rFonts w:ascii="Times New Roman" w:hAnsi="Times New Roman"/>
-          <w:b/>
-          <w:sz w:val="28"/>
-          <w:szCs w:val="24"/>
-        </w:rPr>
-        <w:t>6</w:t>
-      </w:r>
-      <w:r>
-        <w:rPr>
-          <w:rFonts w:ascii="Times New Roman" w:hAnsi="Times New Roman"/>
-          <w:b/>
-          <w:sz w:val="28"/>
-          <w:szCs w:val="24"/>
-        </w:rPr>
-        <w:t>. Криптиране на съобщението</w:t>
-      </w:r>
-    </w:p>
-    <w:p>
-      <w:pPr>
-        <w:rPr>
-          <w:rFonts w:ascii="Times New Roman" w:hAnsi="Times New Roman"/>
-          <w:sz w:val="24"/>
-          <w:szCs w:val="24"/>
-        </w:rPr>
-      </w:pPr>
-      <w:r>
-        <w:rPr>
-          <w:rFonts w:ascii="Times New Roman" w:hAnsi="Times New Roman"/>
-          <w:sz w:val="24"/>
-          <w:szCs w:val="24"/>
-        </w:rPr>
-        <w:t>Потребителят въвежда съобщение, което се изпраща към сървъра. Там то се преобразува в байтов формат и се криптира чрез библиотеката cryptography преди да бъде записано. По този начин оригиналният текст никога не се съхранява в незащитен вид.</w:t>
-      </w:r>
-    </w:p>
-    <w:p>
-      <w:pPr>
-        <w:rPr>
-          <w:rFonts w:ascii="Times New Roman" w:hAnsi="Times New Roman"/>
-          <w:b/>
-          <w:sz w:val="28"/>
-          <w:szCs w:val="24"/>
-        </w:rPr>
-      </w:pPr>
-      <w:r>
-        <w:rPr>
-          <w:rFonts w:ascii="Times New Roman" w:hAnsi="Times New Roman"/>
-          <w:b/>
-          <w:sz w:val="28"/>
-          <w:szCs w:val="24"/>
-        </w:rPr>
-        <w:t>7</w:t>
-      </w:r>
-      <w:r>
-        <w:rPr>
-          <w:rFonts w:ascii="Times New Roman" w:hAnsi="Times New Roman"/>
-          <w:b/>
-          <w:sz w:val="28"/>
-          <w:szCs w:val="24"/>
-        </w:rPr>
-        <w:t>. Съхранение в база данни</w:t>
-      </w:r>
-    </w:p>
-    <w:p>
-      <w:pPr>
-        <w:rPr>
-          <w:rFonts w:ascii="Times New Roman" w:hAnsi="Times New Roman"/>
-          <w:sz w:val="24"/>
-          <w:szCs w:val="24"/>
-        </w:rPr>
-      </w:pPr>
-      <w:r>
-        <w:rPr>
-          <w:rFonts w:ascii="Times New Roman" w:hAnsi="Times New Roman"/>
-          <w:sz w:val="24"/>
-          <w:szCs w:val="24"/>
-        </w:rPr>
-        <w:lastRenderedPageBreak/>
-        <w:t>В базата данни се съхранява само криптираният текст. Това гарантира, че информацията не може да бъде прочетена без съответния ключ за декриптиране. Дори при неоторизиран достъп до базата, данните остават защитени.</w:t>
-      </w:r>
-    </w:p>
-    <w:p>
-      <w:pPr>
-        <w:rPr>
-          <w:rFonts w:ascii="Times New Roman" w:hAnsi="Times New Roman"/>
-          <w:b/>
-          <w:sz w:val="28"/>
-          <w:szCs w:val="24"/>
-        </w:rPr>
-      </w:pPr>
-      <w:r>
-        <w:rPr>
-          <w:rFonts w:ascii="Times New Roman" w:hAnsi="Times New Roman"/>
-          <w:b/>
-          <w:sz w:val="28"/>
-          <w:szCs w:val="24"/>
-        </w:rPr>
-        <w:t>8</w:t>
-      </w:r>
-      <w:r>
-        <w:rPr>
-          <w:rFonts w:ascii="Times New Roman" w:hAnsi="Times New Roman"/>
-          <w:b/>
-          <w:sz w:val="28"/>
-          <w:szCs w:val="24"/>
-        </w:rPr>
-        <w:t>. Генериране на линк</w:t>
-      </w:r>
-    </w:p>
-    <w:p>
-      <w:pPr>
-        <w:rPr>
-          <w:rFonts w:ascii="Times New Roman" w:hAnsi="Times New Roman"/>
-          <w:sz w:val="24"/>
-          <w:szCs w:val="24"/>
-        </w:rPr>
-      </w:pPr>
-      <w:r>
-        <w:rPr>
-          <w:rFonts w:ascii="Times New Roman" w:hAnsi="Times New Roman"/>
-          <w:sz w:val="24"/>
-          <w:szCs w:val="24"/>
-        </w:rPr>
-        <w:t>За всяко съобщение се създава уникален линк с токен. Този линк служи като единствен начин за достъп до съобщението. Токенът е трудно отгатваем, което допълнително повишава сигурността.</w:t>
-      </w:r>
-    </w:p>
-    <w:p>
-      <w:pPr>
-        <w:rPr>
-          <w:rFonts w:ascii="Times New Roman" w:hAnsi="Times New Roman"/>
-          <w:b/>
-          <w:sz w:val="28"/>
-          <w:szCs w:val="24"/>
-        </w:rPr>
-      </w:pPr>
-      <w:r>
-        <w:rPr>
-          <w:rFonts w:ascii="Times New Roman" w:hAnsi="Times New Roman"/>
-          <w:b/>
-          <w:sz w:val="28"/>
-          <w:szCs w:val="24"/>
-        </w:rPr>
-        <w:t>9</w:t>
-      </w:r>
-      <w:r>
-        <w:rPr>
-          <w:rFonts w:ascii="Times New Roman" w:hAnsi="Times New Roman"/>
-          <w:b/>
-          <w:sz w:val="28"/>
-          <w:szCs w:val="24"/>
-        </w:rPr>
-        <w:t>. Отваряне на съобщението</w:t>
-      </w:r>
-    </w:p>
-    <w:p>
-      <w:pPr>
-        <w:rPr>
-          <w:rFonts w:ascii="Times New Roman" w:hAnsi="Times New Roman"/>
-          <w:sz w:val="24"/>
-          <w:szCs w:val="24"/>
-        </w:rPr>
-      </w:pPr>
-      <w:r>
-        <w:rPr>
-          <w:rFonts w:ascii="Times New Roman" w:hAnsi="Times New Roman"/>
-          <w:sz w:val="24"/>
-          <w:szCs w:val="24"/>
-        </w:rPr>
-        <w:t>При отваряне на линка сървърът намира съответния запис в базата данни. След това съобщението се декриптира и се визуализира на потребителя. Процесът е бърз и напълно автоматизиран.</w:t>
-      </w:r>
-    </w:p>
-    <w:p>
-      <w:pPr>
-        <w:rPr>
-          <w:rFonts w:ascii="Times New Roman" w:hAnsi="Times New Roman"/>
-          <w:b/>
-          <w:sz w:val="28"/>
-          <w:szCs w:val="24"/>
-        </w:rPr>
-      </w:pPr>
-      <w:r>
-        <w:rPr>
-          <w:rFonts w:ascii="Times New Roman" w:hAnsi="Times New Roman"/>
-          <w:b/>
-          <w:sz w:val="28"/>
-          <w:szCs w:val="24"/>
-        </w:rPr>
-        <w:t>10</w:t>
-      </w:r>
-      <w:r>
-        <w:rPr>
-          <w:rFonts w:ascii="Times New Roman" w:hAnsi="Times New Roman"/>
-          <w:b/>
-          <w:sz w:val="28"/>
-          <w:szCs w:val="24"/>
-        </w:rPr>
-        <w:t>. Самоунищожаване</w:t>
-      </w:r>
-    </w:p>
-    <w:p>
-      <w:pPr>
-        <w:rPr>
-          <w:rFonts w:ascii="Times New Roman" w:hAnsi="Times New Roman"/>
-          <w:sz w:val="24"/>
-          <w:szCs w:val="24"/>
-        </w:rPr>
-      </w:pPr>
-      <w:r>
-        <w:rPr>
-          <w:rFonts w:ascii="Times New Roman" w:hAnsi="Times New Roman"/>
-          <w:sz w:val="24"/>
-          <w:szCs w:val="24"/>
-        </w:rPr>
-        <w:t xml:space="preserve">След първото отваряне съобщението се изтрива автоматично от базата данни. Това гарантира, че то не може да бъде </w:t>
-      </w:r>
-      <w:r>
-        <w:rPr>
-          <w:rFonts w:ascii="Times New Roman" w:hAnsi="Times New Roman"/>
-          <w:sz w:val="24"/>
-          <w:szCs w:val="24"/>
-        </w:rPr>
-        <w:t>прегледано</w:t>
-      </w:r>
-      <w:r>
-        <w:rPr>
-          <w:rFonts w:ascii="Times New Roman" w:hAnsi="Times New Roman"/>
-          <w:sz w:val="24"/>
-          <w:szCs w:val="24"/>
-        </w:rPr>
-        <w:t xml:space="preserve"> повторно.</w:t>
-      </w:r>
-      <w:r>
-        <w:rPr>
-          <w:rFonts w:ascii="Times New Roman" w:hAnsi="Times New Roman"/>
-          <w:sz w:val="24"/>
-          <w:szCs w:val="24"/>
-        </w:rPr>
-        <w:t xml:space="preserve"> Този механизъм осигурява високо ниво на сигурност при споделяне на информация.</w:t>
-      </w:r>
-    </w:p>
-    <w:p>
-      <w:pPr>
-        <w:rPr>
-          <w:rFonts w:ascii="Times New Roman" w:hAnsi="Times New Roman"/>
-          <w:b/>
-          <w:sz w:val="28"/>
-          <w:szCs w:val="24"/>
-        </w:rPr>
-      </w:pPr>
-      <w:r>
-        <w:rPr>
-          <w:rFonts w:ascii="Times New Roman" w:hAnsi="Times New Roman"/>
-          <w:b/>
-          <w:sz w:val="28"/>
-          <w:szCs w:val="24"/>
-        </w:rPr>
-        <w:t>11</w:t>
-      </w:r>
-      <w:r>
-        <w:rPr>
-          <w:rFonts w:ascii="Times New Roman" w:hAnsi="Times New Roman"/>
-          <w:b/>
-          <w:sz w:val="28"/>
-          <w:szCs w:val="24"/>
-        </w:rPr>
-        <w:t>. Поведение при повторен достъп</w:t>
-      </w:r>
-    </w:p>
-    <w:p>
-      <w:pPr>
-        <w:rPr>
-          <w:rFonts w:ascii="Times New Roman" w:hAnsi="Times New Roman"/>
-          <w:sz w:val="24"/>
-          <w:szCs w:val="24"/>
-        </w:rPr>
-      </w:pPr>
-      <w:r>
-        <w:rPr>
-          <w:rFonts w:ascii="Times New Roman" w:hAnsi="Times New Roman"/>
-          <w:sz w:val="24"/>
-          <w:szCs w:val="24"/>
-        </w:rPr>
-        <w:t>При повторно отваряне на линка системата показва съобщение за грешка. Това е, защото съобщението вече е изтрито от системата. По този начин се предотвратява повторен достъп до чувствителната информация.</w:t>
-      </w:r>
-    </w:p>
-    <w:p>
-      <w:pPr>
-        <w:rPr>
-          <w:rFonts w:ascii="Times New Roman" w:hAnsi="Times New Roman"/>
-          <w:b/>
-          <w:sz w:val="28"/>
-          <w:szCs w:val="24"/>
-        </w:rPr>
-      </w:pPr>
-      <w:r>
-        <w:rPr>
-          <w:rFonts w:ascii="Times New Roman" w:hAnsi="Times New Roman"/>
-          <w:b/>
-          <w:sz w:val="28"/>
-          <w:szCs w:val="24"/>
-        </w:rPr>
-        <w:t>12</w:t>
-      </w:r>
-      <w:r>
-        <w:rPr>
-          <w:rFonts w:ascii="Times New Roman" w:hAnsi="Times New Roman"/>
-          <w:b/>
-          <w:sz w:val="28"/>
-          <w:szCs w:val="24"/>
-        </w:rPr>
-        <w:t>. Използвани технологии</w:t>
-      </w:r>
-    </w:p>
-    <w:p>
-      <w:pPr>
-        <w:rPr>
-          <w:rFonts w:ascii="Times New Roman" w:hAnsi="Times New Roman"/>
-          <w:sz w:val="24"/>
-          <w:szCs w:val="24"/>
-        </w:rPr>
-      </w:pPr>
-      <w:r>
-        <w:rPr>
-          <w:rFonts w:ascii="Times New Roman" w:hAnsi="Times New Roman"/>
-          <w:sz w:val="24"/>
-          <w:szCs w:val="24"/>
-        </w:rPr>
-        <w:t>Приложението е разработено с помощта на Django, който служи като бекенд рамка. За съхранение на данните се използва MySQL, а за криптиране – библиотеката cryptography. Потребителският интерфейс е реализиран с HTML, CSS и Bootstrap.</w:t>
-      </w:r>
-    </w:p>
-    <w:p>
-      <w:pPr>
-        <w:rPr>
-          <w:rFonts w:ascii="Times New Roman" w:hAnsi="Times New Roman"/>
-          <w:b/>
-          <w:sz w:val="28"/>
-          <w:szCs w:val="24"/>
-        </w:rPr>
-      </w:pPr>
-      <w:r>
-        <w:rPr>
-          <w:rFonts w:ascii="Times New Roman" w:hAnsi="Times New Roman"/>
-          <w:b/>
-          <w:sz w:val="28"/>
-          <w:szCs w:val="24"/>
-        </w:rPr>
-        <w:t>13</w:t>
-      </w:r>
-      <w:r>
-        <w:rPr>
-          <w:rFonts w:ascii="Times New Roman" w:hAnsi="Times New Roman"/>
-          <w:b/>
-          <w:sz w:val="28"/>
-          <w:szCs w:val="24"/>
-        </w:rPr>
-        <w:t>. Заключение</w:t>
-      </w:r>
-    </w:p>
-    <w:p>
-      <w:pPr>
-        <w:rPr>
-          <w:rFonts w:ascii="Times New Roman" w:hAnsi="Times New Roman"/>
-          <w:sz w:val="24"/>
-          <w:szCs w:val="24"/>
-        </w:rPr>
-      </w:pPr>
-      <w:r>
-        <w:rPr>
-          <w:rFonts w:ascii="Times New Roman" w:hAnsi="Times New Roman"/>
-          <w:sz w:val="24"/>
-          <w:szCs w:val="24"/>
-        </w:rPr>
-        <w:t>Проектът демонстрира практическо приложение на криптографията в уеб среда. Разработеното решение осигуря</w:t>
+        <w:pStyle w:val="NormalWeb"/>
+        <w:shd w:val="clear" w:color="auto" w:fill="FFFFFF"/>
+        <w:spacing w:before="0" w:beforeAutospacing="0" w:after="0" w:afterAutospacing="0"/>
+        <w:rPr>
+          <w:color w:val="212529"/>
+          <w:spacing w:val="-1"/>
+          <w:sz w:val="26"/>
+          <w:szCs w:val="26"/>
+        </w:rPr>
+      </w:pPr>
+      <w:r>
+        <w:rPr>
+          <w:color w:val="212529"/>
+          <w:spacing w:val="-1"/>
+          <w:sz w:val="26"/>
+          <w:szCs w:val="26"/>
+        </w:rPr>
+        <w:t>Темата на моя дипломен проект е „Криптографско приложение за споделяне на тайни“.</w:t>
+      </w:r>
+    </w:p>
+    <w:p>
+      <w:pPr>
+        <w:pStyle w:val="NormalWeb"/>
+        <w:shd w:val="clear" w:color="auto" w:fill="FFFFFF"/>
+        <w:spacing w:before="0" w:beforeAutospacing="0" w:after="0" w:afterAutospacing="0"/>
+        <w:rPr>
+          <w:color w:val="212529"/>
+          <w:spacing w:val="-1"/>
+          <w:sz w:val="26"/>
+          <w:szCs w:val="26"/>
+        </w:rPr>
+      </w:pPr>
+      <w:r>
+        <w:rPr>
+          <w:color w:val="212529"/>
+          <w:spacing w:val="-1"/>
+          <w:sz w:val="26"/>
+          <w:szCs w:val="26"/>
+        </w:rPr>
+        <w:t>Проектът представлява уеб приложение, което позволява сигурно споделяне на съобщения чрез използване на съвременни криптографски методи.</w:t>
+      </w:r>
+    </w:p>
+    <w:p>
+      <w:pPr>
+        <w:pStyle w:val="NormalWeb"/>
+        <w:shd w:val="clear" w:color="auto" w:fill="FFFFFF"/>
+        <w:spacing w:before="0" w:beforeAutospacing="0" w:after="0" w:afterAutospacing="0"/>
+        <w:rPr>
+          <w:color w:val="212529"/>
+          <w:spacing w:val="-1"/>
+          <w:sz w:val="26"/>
+          <w:szCs w:val="26"/>
+        </w:rPr>
+      </w:pPr>
+      <w:r>
+        <w:rPr>
+          <w:color w:val="212529"/>
+          <w:spacing w:val="-1"/>
+          <w:sz w:val="26"/>
+          <w:szCs w:val="26"/>
+        </w:rPr>
+        <w:t> </w:t>
+      </w:r>
+    </w:p>
+    <w:p>
+      <w:pPr>
+        <w:pStyle w:val="NormalWeb"/>
+        <w:shd w:val="clear" w:color="auto" w:fill="FFFFFF"/>
+        <w:spacing w:before="0" w:beforeAutospacing="0" w:after="0" w:afterAutospacing="0"/>
+        <w:rPr>
+          <w:b/>
+          <w:color w:val="212529"/>
+          <w:spacing w:val="-1"/>
+          <w:sz w:val="28"/>
+          <w:szCs w:val="26"/>
+        </w:rPr>
+      </w:pPr>
+      <w:r>
+        <w:rPr>
+          <w:b/>
+          <w:color w:val="212529"/>
+          <w:spacing w:val="-1"/>
+          <w:sz w:val="28"/>
+          <w:szCs w:val="26"/>
+        </w:rPr>
+        <w:t>2. Обща характеристика на проекта</w:t>
+      </w:r>
+    </w:p>
+    <w:p>
+      <w:pPr>
+        <w:pStyle w:val="NormalWeb"/>
+        <w:shd w:val="clear" w:color="auto" w:fill="FFFFFF"/>
+        <w:spacing w:before="0" w:beforeAutospacing="0" w:after="0" w:afterAutospacing="0"/>
+        <w:rPr>
+          <w:color w:val="212529"/>
+          <w:spacing w:val="-1"/>
+          <w:sz w:val="26"/>
+          <w:szCs w:val="26"/>
+        </w:rPr>
+      </w:pPr>
+      <w:r>
+        <w:rPr>
+          <w:color w:val="212529"/>
+          <w:spacing w:val="-1"/>
+          <w:sz w:val="26"/>
+          <w:szCs w:val="26"/>
+        </w:rPr>
+        <w:t>Дипломният проект разглежда разработването на уеб приложение за сигурно споделяне на тайни съобщения. Основният фокус е върху защитата на и</w:t>
+      </w:r>
+      <w:r>
+        <w:rPr>
+          <w:color w:val="212529"/>
+          <w:spacing w:val="-1"/>
+          <w:sz w:val="26"/>
+          <w:szCs w:val="26"/>
+          <w:lang w:val="ru-RU"/>
+        </w:rPr>
+        <w:t xml:space="preserve">  </w:t>
       </w:r>
       <w:bookmarkStart w:id="0" w:name="_GoBack"/>
       <w:bookmarkEnd w:id="0"/>
       <w:r>
         <w:rPr>
+          <w:color w:val="212529"/>
+          <w:spacing w:val="-1"/>
+          <w:sz w:val="26"/>
+          <w:szCs w:val="26"/>
+        </w:rPr>
+        <w:t>нформацията и ограничаване на достъпа до нея. В съвременния дигитален свят сигурността на данните е от изключително значение, което прави подобни приложения особено актуални.</w:t>
+      </w:r>
+    </w:p>
+    <w:p>
+      <w:pPr>
+        <w:pStyle w:val="NormalWeb"/>
+        <w:shd w:val="clear" w:color="auto" w:fill="FFFFFF"/>
+        <w:spacing w:before="0" w:beforeAutospacing="0" w:after="0" w:afterAutospacing="0"/>
+        <w:rPr>
+          <w:color w:val="212529"/>
+          <w:spacing w:val="-1"/>
+          <w:sz w:val="26"/>
+          <w:szCs w:val="26"/>
+        </w:rPr>
+      </w:pPr>
+      <w:r>
+        <w:rPr>
+          <w:color w:val="212529"/>
+          <w:spacing w:val="-1"/>
+          <w:sz w:val="26"/>
+          <w:szCs w:val="26"/>
+        </w:rPr>
+        <w:t> </w:t>
+      </w:r>
+    </w:p>
+    <w:p>
+      <w:pPr>
+        <w:pStyle w:val="NormalWeb"/>
+        <w:shd w:val="clear" w:color="auto" w:fill="FFFFFF"/>
+        <w:spacing w:before="0" w:beforeAutospacing="0" w:after="0" w:afterAutospacing="0"/>
+        <w:rPr>
+          <w:b/>
+          <w:color w:val="212529"/>
+          <w:spacing w:val="-1"/>
+          <w:sz w:val="28"/>
+          <w:szCs w:val="26"/>
+        </w:rPr>
+      </w:pPr>
+      <w:r>
+        <w:rPr>
+          <w:b/>
+          <w:color w:val="212529"/>
+          <w:spacing w:val="-1"/>
+          <w:sz w:val="28"/>
+          <w:szCs w:val="26"/>
+        </w:rPr>
+        <w:t>3. Проблем</w:t>
+      </w:r>
+    </w:p>
+    <w:p>
+      <w:pPr>
+        <w:pStyle w:val="NormalWeb"/>
+        <w:shd w:val="clear" w:color="auto" w:fill="FFFFFF"/>
+        <w:spacing w:before="0" w:beforeAutospacing="0" w:after="0" w:afterAutospacing="0"/>
+        <w:rPr>
+          <w:color w:val="212529"/>
+          <w:spacing w:val="-1"/>
+          <w:sz w:val="26"/>
+          <w:szCs w:val="26"/>
+        </w:rPr>
+      </w:pPr>
+      <w:r>
+        <w:rPr>
+          <w:color w:val="212529"/>
+          <w:spacing w:val="-1"/>
+          <w:sz w:val="26"/>
+          <w:szCs w:val="26"/>
+        </w:rPr>
+        <w:t>В днешно време при използване на интернет има  риск личната информация да попадне в чужди ръце. Обикновените съобщения често се пазят дълго време и могат да бъдат прочетени от хора, които нямат право на достъп. Затова е необходимо да се използват по-сигурни начини за комуникация.</w:t>
+      </w:r>
+    </w:p>
+    <w:p>
+      <w:pPr>
+        <w:pStyle w:val="NormalWeb"/>
+        <w:shd w:val="clear" w:color="auto" w:fill="FFFFFF"/>
+        <w:spacing w:before="0" w:beforeAutospacing="0" w:after="0" w:afterAutospacing="0"/>
+        <w:rPr>
+          <w:color w:val="212529"/>
+          <w:spacing w:val="-1"/>
+          <w:sz w:val="26"/>
+          <w:szCs w:val="26"/>
+        </w:rPr>
+      </w:pPr>
+      <w:r>
+        <w:rPr>
+          <w:color w:val="212529"/>
+          <w:spacing w:val="-1"/>
+          <w:sz w:val="26"/>
+          <w:szCs w:val="26"/>
+        </w:rPr>
+        <w:t> </w:t>
+      </w:r>
+    </w:p>
+    <w:p>
+      <w:pPr>
+        <w:pStyle w:val="NormalWeb"/>
+        <w:shd w:val="clear" w:color="auto" w:fill="FFFFFF"/>
+        <w:spacing w:before="0" w:beforeAutospacing="0" w:after="0" w:afterAutospacing="0"/>
+        <w:rPr>
+          <w:b/>
+          <w:color w:val="212529"/>
+          <w:spacing w:val="-1"/>
+          <w:sz w:val="28"/>
+          <w:szCs w:val="26"/>
+        </w:rPr>
+      </w:pPr>
+      <w:r>
+        <w:rPr>
+          <w:b/>
+          <w:color w:val="212529"/>
+          <w:spacing w:val="-1"/>
+          <w:sz w:val="28"/>
+          <w:szCs w:val="26"/>
+        </w:rPr>
+        <w:t>4. Цел на проекта</w:t>
+      </w:r>
+    </w:p>
+    <w:p>
+      <w:pPr>
+        <w:pStyle w:val="NormalWeb"/>
+        <w:shd w:val="clear" w:color="auto" w:fill="FFFFFF"/>
+        <w:spacing w:before="0" w:beforeAutospacing="0" w:after="0" w:afterAutospacing="0"/>
+        <w:rPr>
+          <w:color w:val="212529"/>
+          <w:spacing w:val="-1"/>
+          <w:sz w:val="26"/>
+          <w:szCs w:val="26"/>
+        </w:rPr>
+      </w:pPr>
+      <w:r>
+        <w:rPr>
+          <w:color w:val="212529"/>
+          <w:spacing w:val="-1"/>
+          <w:sz w:val="26"/>
+          <w:szCs w:val="26"/>
+        </w:rPr>
+        <w:t>Основната цел е създаване на приложение, което позволява изпращане на тайни съобщения с еднократно прочитане. Системата трябва да гарантира сигурност и контрол върху достъпа до информацията. Освен това се цели лесна употреба, така че приложението да бъде достъпно за широк кръг потребители.</w:t>
+      </w:r>
+    </w:p>
+    <w:p>
+      <w:pPr>
+        <w:pStyle w:val="NormalWeb"/>
+        <w:shd w:val="clear" w:color="auto" w:fill="FFFFFF"/>
+        <w:spacing w:before="0" w:beforeAutospacing="0" w:after="0" w:afterAutospacing="0"/>
+        <w:rPr>
+          <w:color w:val="212529"/>
+          <w:spacing w:val="-1"/>
+          <w:sz w:val="26"/>
+          <w:szCs w:val="26"/>
+        </w:rPr>
+      </w:pPr>
+      <w:r>
+        <w:rPr>
+          <w:color w:val="212529"/>
+          <w:spacing w:val="-1"/>
+          <w:sz w:val="26"/>
+          <w:szCs w:val="26"/>
+        </w:rPr>
+        <w:t> </w:t>
+      </w:r>
+    </w:p>
+    <w:p>
+      <w:pPr>
+        <w:pStyle w:val="NormalWeb"/>
+        <w:shd w:val="clear" w:color="auto" w:fill="FFFFFF"/>
+        <w:spacing w:before="0" w:beforeAutospacing="0" w:after="0" w:afterAutospacing="0"/>
+        <w:rPr>
+          <w:b/>
+          <w:color w:val="212529"/>
+          <w:spacing w:val="-1"/>
+          <w:sz w:val="28"/>
+          <w:szCs w:val="26"/>
+        </w:rPr>
+      </w:pPr>
+      <w:r>
+        <w:rPr>
+          <w:b/>
+          <w:color w:val="212529"/>
+          <w:spacing w:val="-1"/>
+          <w:sz w:val="28"/>
+          <w:szCs w:val="26"/>
+        </w:rPr>
+        <w:t>5. Криптография</w:t>
+      </w:r>
+    </w:p>
+    <w:p>
+      <w:pPr>
+        <w:pStyle w:val="NormalWeb"/>
+        <w:shd w:val="clear" w:color="auto" w:fill="FFFFFF"/>
+        <w:spacing w:before="0" w:beforeAutospacing="0" w:after="0" w:afterAutospacing="0"/>
+        <w:rPr>
+          <w:color w:val="212529"/>
+          <w:spacing w:val="-1"/>
+          <w:sz w:val="26"/>
+          <w:szCs w:val="26"/>
+        </w:rPr>
+      </w:pPr>
+      <w:r>
+        <w:rPr>
+          <w:color w:val="212529"/>
+          <w:spacing w:val="-1"/>
+          <w:sz w:val="26"/>
+          <w:szCs w:val="26"/>
+        </w:rPr>
+        <w:t>В проекта се използва симетрично криптиране за защита на данните. Основен алгоритъм е AES (Advanced Encryption Standard), реализиран чрез формата Fernet, който комбинира криптиране и защита на целостта на данните. Това осигурява поверителност и защита срещу подправяне на информацията.</w:t>
+      </w:r>
+    </w:p>
+    <w:p>
+      <w:pPr>
+        <w:pStyle w:val="NormalWeb"/>
+        <w:shd w:val="clear" w:color="auto" w:fill="FFFFFF"/>
+        <w:spacing w:before="0" w:beforeAutospacing="0" w:after="0" w:afterAutospacing="0"/>
+        <w:rPr>
+          <w:color w:val="212529"/>
+          <w:spacing w:val="-1"/>
+          <w:sz w:val="26"/>
+          <w:szCs w:val="26"/>
+        </w:rPr>
+      </w:pPr>
+      <w:r>
+        <w:rPr>
+          <w:color w:val="212529"/>
+          <w:spacing w:val="-1"/>
+          <w:sz w:val="26"/>
+          <w:szCs w:val="26"/>
+        </w:rPr>
+        <w:t> </w:t>
+      </w:r>
+    </w:p>
+    <w:p>
+      <w:pPr>
+        <w:pStyle w:val="NormalWeb"/>
+        <w:shd w:val="clear" w:color="auto" w:fill="FFFFFF"/>
+        <w:spacing w:before="0" w:beforeAutospacing="0" w:after="0" w:afterAutospacing="0"/>
+        <w:rPr>
+          <w:b/>
+          <w:color w:val="212529"/>
+          <w:spacing w:val="-1"/>
+          <w:sz w:val="28"/>
+          <w:szCs w:val="26"/>
+        </w:rPr>
+      </w:pPr>
+      <w:r>
+        <w:rPr>
+          <w:b/>
+          <w:color w:val="212529"/>
+          <w:spacing w:val="-1"/>
+          <w:sz w:val="28"/>
+          <w:szCs w:val="26"/>
+        </w:rPr>
+        <w:t>6. Криптиране на съобщението</w:t>
+      </w:r>
+    </w:p>
+    <w:p>
+      <w:pPr>
+        <w:pStyle w:val="NormalWeb"/>
+        <w:shd w:val="clear" w:color="auto" w:fill="FFFFFF"/>
+        <w:spacing w:before="0" w:beforeAutospacing="0" w:after="0" w:afterAutospacing="0"/>
+        <w:rPr>
+          <w:color w:val="212529"/>
+          <w:spacing w:val="-1"/>
+          <w:sz w:val="26"/>
+          <w:szCs w:val="26"/>
+        </w:rPr>
+      </w:pPr>
+      <w:r>
+        <w:rPr>
+          <w:color w:val="212529"/>
+          <w:spacing w:val="-1"/>
+          <w:sz w:val="26"/>
+          <w:szCs w:val="26"/>
+        </w:rPr>
+        <w:t>Потребителят въвежда съобщение, което се изпраща към сървъра. Там то се преобразува в байтов формат и се криптира чрез библиотеката cryptography преди да бъде записано. По този начин оригиналният текст никога не се съхранява в незащитен вид.</w:t>
+      </w:r>
+    </w:p>
+    <w:p>
+      <w:pPr>
+        <w:pStyle w:val="NormalWeb"/>
+        <w:shd w:val="clear" w:color="auto" w:fill="FFFFFF"/>
+        <w:spacing w:before="0" w:beforeAutospacing="0" w:after="0" w:afterAutospacing="0"/>
+        <w:rPr>
+          <w:color w:val="212529"/>
+          <w:spacing w:val="-1"/>
+          <w:sz w:val="26"/>
+          <w:szCs w:val="26"/>
+        </w:rPr>
+      </w:pPr>
+      <w:r>
+        <w:rPr>
+          <w:color w:val="212529"/>
+          <w:spacing w:val="-1"/>
+          <w:sz w:val="26"/>
+          <w:szCs w:val="26"/>
+        </w:rPr>
+        <w:t> </w:t>
+      </w:r>
+    </w:p>
+    <w:p>
+      <w:pPr>
+        <w:pStyle w:val="NormalWeb"/>
+        <w:shd w:val="clear" w:color="auto" w:fill="FFFFFF"/>
+        <w:spacing w:before="0" w:beforeAutospacing="0" w:after="0" w:afterAutospacing="0"/>
+        <w:rPr>
+          <w:b/>
+          <w:color w:val="212529"/>
+          <w:spacing w:val="-1"/>
+          <w:sz w:val="28"/>
+          <w:szCs w:val="26"/>
+        </w:rPr>
+      </w:pPr>
+      <w:r>
+        <w:rPr>
+          <w:b/>
+          <w:color w:val="212529"/>
+          <w:spacing w:val="-1"/>
+          <w:sz w:val="28"/>
+          <w:szCs w:val="26"/>
+        </w:rPr>
+        <w:t>7. Съхранение в база данни</w:t>
+      </w:r>
+    </w:p>
+    <w:p>
+      <w:pPr>
+        <w:pStyle w:val="NormalWeb"/>
+        <w:shd w:val="clear" w:color="auto" w:fill="FFFFFF"/>
+        <w:spacing w:before="0" w:beforeAutospacing="0" w:after="0" w:afterAutospacing="0"/>
+        <w:rPr>
+          <w:color w:val="212529"/>
+          <w:spacing w:val="-1"/>
+          <w:sz w:val="26"/>
+          <w:szCs w:val="26"/>
+        </w:rPr>
+      </w:pPr>
+      <w:r>
+        <w:rPr>
+          <w:color w:val="212529"/>
+          <w:spacing w:val="-1"/>
+          <w:sz w:val="26"/>
+          <w:szCs w:val="26"/>
+        </w:rPr>
+        <w:t>В базата данни се съхранява само криптираният текст. Това гарантира, че информацията не може да бъде прочетена без съответния ключ за декриптиране.</w:t>
+      </w:r>
+    </w:p>
+    <w:p>
+      <w:pPr>
+        <w:pStyle w:val="NormalWeb"/>
+        <w:shd w:val="clear" w:color="auto" w:fill="FFFFFF"/>
+        <w:spacing w:before="0" w:beforeAutospacing="0" w:after="0" w:afterAutospacing="0"/>
+        <w:rPr>
+          <w:color w:val="212529"/>
+          <w:spacing w:val="-1"/>
+          <w:sz w:val="26"/>
+          <w:szCs w:val="26"/>
+        </w:rPr>
+      </w:pPr>
+      <w:r>
+        <w:rPr>
+          <w:color w:val="212529"/>
+          <w:spacing w:val="-1"/>
+          <w:sz w:val="26"/>
+          <w:szCs w:val="26"/>
+        </w:rPr>
+        <w:t> </w:t>
+      </w:r>
+    </w:p>
+    <w:p>
+      <w:pPr>
+        <w:pStyle w:val="NormalWeb"/>
+        <w:shd w:val="clear" w:color="auto" w:fill="FFFFFF"/>
+        <w:spacing w:before="0" w:beforeAutospacing="0" w:after="0" w:afterAutospacing="0"/>
+        <w:rPr>
+          <w:b/>
+          <w:color w:val="212529"/>
+          <w:spacing w:val="-1"/>
+          <w:sz w:val="28"/>
+          <w:szCs w:val="26"/>
+        </w:rPr>
+      </w:pPr>
+      <w:r>
+        <w:rPr>
+          <w:b/>
+          <w:color w:val="212529"/>
+          <w:spacing w:val="-1"/>
+          <w:sz w:val="28"/>
+          <w:szCs w:val="26"/>
+        </w:rPr>
+        <w:t>8. Генериране на линк</w:t>
+      </w:r>
+    </w:p>
+    <w:p>
+      <w:pPr>
+        <w:pStyle w:val="NormalWeb"/>
+        <w:shd w:val="clear" w:color="auto" w:fill="FFFFFF"/>
+        <w:spacing w:before="0" w:beforeAutospacing="0" w:after="0" w:afterAutospacing="0"/>
+        <w:rPr>
+          <w:color w:val="212529"/>
+          <w:spacing w:val="-1"/>
+          <w:sz w:val="26"/>
+          <w:szCs w:val="26"/>
+        </w:rPr>
+      </w:pPr>
+      <w:r>
+        <w:rPr>
+          <w:color w:val="212529"/>
+          <w:spacing w:val="-1"/>
+          <w:sz w:val="26"/>
+          <w:szCs w:val="26"/>
+        </w:rPr>
+        <w:lastRenderedPageBreak/>
+        <w:t>За всяко съобщение се създава уникален линк с токен. Този линк служи като единствен начин за достъп до съобщението. Токенът е трудно отгатваем, което допълнително повишава сигурността.</w:t>
+      </w:r>
+    </w:p>
+    <w:p>
+      <w:pPr>
+        <w:pStyle w:val="NormalWeb"/>
+        <w:shd w:val="clear" w:color="auto" w:fill="FFFFFF"/>
+        <w:spacing w:before="0" w:beforeAutospacing="0" w:after="0" w:afterAutospacing="0"/>
+        <w:rPr>
+          <w:color w:val="212529"/>
+          <w:spacing w:val="-1"/>
+          <w:sz w:val="26"/>
+          <w:szCs w:val="26"/>
+        </w:rPr>
+      </w:pPr>
+      <w:r>
+        <w:rPr>
+          <w:color w:val="212529"/>
+          <w:spacing w:val="-1"/>
+          <w:sz w:val="26"/>
+          <w:szCs w:val="26"/>
+        </w:rPr>
+        <w:t> </w:t>
+      </w:r>
+    </w:p>
+    <w:p>
+      <w:pPr>
+        <w:pStyle w:val="NormalWeb"/>
+        <w:shd w:val="clear" w:color="auto" w:fill="FFFFFF"/>
+        <w:spacing w:before="0" w:beforeAutospacing="0" w:after="0" w:afterAutospacing="0"/>
+        <w:rPr>
+          <w:b/>
+          <w:color w:val="212529"/>
+          <w:spacing w:val="-1"/>
+          <w:sz w:val="28"/>
+          <w:szCs w:val="26"/>
+        </w:rPr>
+      </w:pPr>
+      <w:r>
+        <w:rPr>
+          <w:b/>
+          <w:color w:val="212529"/>
+          <w:spacing w:val="-1"/>
+          <w:sz w:val="28"/>
+          <w:szCs w:val="26"/>
+        </w:rPr>
+        <w:t>9. Отваряне на съобщението</w:t>
+      </w:r>
+    </w:p>
+    <w:p>
+      <w:pPr>
+        <w:pStyle w:val="NormalWeb"/>
+        <w:shd w:val="clear" w:color="auto" w:fill="FFFFFF"/>
+        <w:spacing w:before="0" w:beforeAutospacing="0" w:after="0" w:afterAutospacing="0"/>
+        <w:rPr>
+          <w:color w:val="212529"/>
+          <w:spacing w:val="-1"/>
+          <w:sz w:val="26"/>
+          <w:szCs w:val="26"/>
+        </w:rPr>
+      </w:pPr>
+      <w:r>
+        <w:rPr>
+          <w:color w:val="212529"/>
+          <w:spacing w:val="-1"/>
+          <w:sz w:val="26"/>
+          <w:szCs w:val="26"/>
+        </w:rPr>
+        <w:t>При отваряне на линка сървърът намира съответния запис в базата данни. След това съобщението се декриптира и се визуализира на потребителя.</w:t>
+      </w:r>
+    </w:p>
+    <w:p>
+      <w:pPr>
+        <w:pStyle w:val="NormalWeb"/>
+        <w:shd w:val="clear" w:color="auto" w:fill="FFFFFF"/>
+        <w:spacing w:before="0" w:beforeAutospacing="0" w:after="0" w:afterAutospacing="0"/>
+        <w:rPr>
+          <w:color w:val="212529"/>
+          <w:spacing w:val="-1"/>
+          <w:sz w:val="26"/>
+          <w:szCs w:val="26"/>
+        </w:rPr>
+      </w:pPr>
+      <w:r>
+        <w:rPr>
+          <w:color w:val="212529"/>
+          <w:spacing w:val="-1"/>
+          <w:sz w:val="26"/>
+          <w:szCs w:val="26"/>
+        </w:rPr>
+        <w:t> </w:t>
+      </w:r>
+    </w:p>
+    <w:p>
+      <w:pPr>
+        <w:pStyle w:val="NormalWeb"/>
+        <w:shd w:val="clear" w:color="auto" w:fill="FFFFFF"/>
+        <w:spacing w:before="0" w:beforeAutospacing="0" w:after="0" w:afterAutospacing="0"/>
+        <w:rPr>
+          <w:b/>
+          <w:color w:val="212529"/>
+          <w:spacing w:val="-1"/>
+          <w:sz w:val="28"/>
+          <w:szCs w:val="26"/>
+        </w:rPr>
+      </w:pPr>
+      <w:r>
+        <w:rPr>
+          <w:b/>
+          <w:color w:val="212529"/>
+          <w:spacing w:val="-1"/>
+          <w:sz w:val="28"/>
+          <w:szCs w:val="26"/>
+        </w:rPr>
+        <w:t>10. Самоунищожаване</w:t>
+      </w:r>
+    </w:p>
+    <w:p>
+      <w:pPr>
+        <w:pStyle w:val="NormalWeb"/>
+        <w:shd w:val="clear" w:color="auto" w:fill="FFFFFF"/>
+        <w:spacing w:before="0" w:beforeAutospacing="0" w:after="0" w:afterAutospacing="0"/>
+        <w:rPr>
+          <w:color w:val="212529"/>
+          <w:spacing w:val="-1"/>
+          <w:sz w:val="26"/>
+          <w:szCs w:val="26"/>
+        </w:rPr>
+      </w:pPr>
+      <w:r>
+        <w:rPr>
+          <w:color w:val="212529"/>
+          <w:spacing w:val="-1"/>
+          <w:sz w:val="26"/>
+          <w:szCs w:val="26"/>
+        </w:rPr>
+        <w:t>След първото отваряне съобщението се изтрива автоматично от базата данни. Това гарантира, че то не може да бъде прегледано повторно.</w:t>
+      </w:r>
+    </w:p>
+    <w:p>
+      <w:pPr>
+        <w:pStyle w:val="NormalWeb"/>
+        <w:shd w:val="clear" w:color="auto" w:fill="FFFFFF"/>
+        <w:spacing w:before="0" w:beforeAutospacing="0" w:after="0" w:afterAutospacing="0"/>
+        <w:rPr>
+          <w:color w:val="212529"/>
+          <w:spacing w:val="-1"/>
+          <w:sz w:val="26"/>
+          <w:szCs w:val="26"/>
+        </w:rPr>
+      </w:pPr>
+      <w:r>
+        <w:rPr>
+          <w:color w:val="212529"/>
+          <w:spacing w:val="-1"/>
+          <w:sz w:val="26"/>
+          <w:szCs w:val="26"/>
+        </w:rPr>
+        <w:t> </w:t>
+      </w:r>
+    </w:p>
+    <w:p>
+      <w:pPr>
+        <w:pStyle w:val="NormalWeb"/>
+        <w:shd w:val="clear" w:color="auto" w:fill="FFFFFF"/>
+        <w:spacing w:before="0" w:beforeAutospacing="0" w:after="0" w:afterAutospacing="0"/>
+        <w:rPr>
+          <w:b/>
+          <w:color w:val="212529"/>
+          <w:spacing w:val="-1"/>
+          <w:sz w:val="28"/>
+          <w:szCs w:val="26"/>
+        </w:rPr>
+      </w:pPr>
+      <w:r>
+        <w:rPr>
+          <w:b/>
+          <w:color w:val="212529"/>
+          <w:spacing w:val="-1"/>
+          <w:sz w:val="28"/>
+          <w:szCs w:val="26"/>
+        </w:rPr>
+        <w:t>11. Поведение при повторен достъп</w:t>
+      </w:r>
+    </w:p>
+    <w:p>
+      <w:pPr>
+        <w:pStyle w:val="NormalWeb"/>
+        <w:shd w:val="clear" w:color="auto" w:fill="FFFFFF"/>
+        <w:spacing w:before="0" w:beforeAutospacing="0" w:after="0" w:afterAutospacing="0"/>
+        <w:rPr>
+          <w:color w:val="212529"/>
+          <w:spacing w:val="-1"/>
+          <w:sz w:val="26"/>
+          <w:szCs w:val="26"/>
+        </w:rPr>
+      </w:pPr>
+      <w:r>
+        <w:rPr>
+          <w:color w:val="212529"/>
+          <w:spacing w:val="-1"/>
+          <w:sz w:val="26"/>
+          <w:szCs w:val="26"/>
+        </w:rPr>
+        <w:t>При повторно отваряне на линка системата показва съобщение за грешка. Това е, защото съобщението вече е изтрито от системата. По този начин се предотвратява повторен достъп до чувствителната информация.</w:t>
+      </w:r>
+    </w:p>
+    <w:p>
+      <w:pPr>
+        <w:pStyle w:val="NormalWeb"/>
+        <w:shd w:val="clear" w:color="auto" w:fill="FFFFFF"/>
+        <w:spacing w:before="0" w:beforeAutospacing="0" w:after="0" w:afterAutospacing="0"/>
+        <w:rPr>
+          <w:color w:val="212529"/>
+          <w:spacing w:val="-1"/>
+          <w:sz w:val="26"/>
+          <w:szCs w:val="26"/>
+        </w:rPr>
+      </w:pPr>
+      <w:r>
+        <w:rPr>
+          <w:color w:val="212529"/>
+          <w:spacing w:val="-1"/>
+          <w:sz w:val="26"/>
+          <w:szCs w:val="26"/>
+        </w:rPr>
+        <w:t> </w:t>
+      </w:r>
+    </w:p>
+    <w:p>
+      <w:pPr>
+        <w:pStyle w:val="NormalWeb"/>
+        <w:shd w:val="clear" w:color="auto" w:fill="FFFFFF"/>
+        <w:spacing w:before="0" w:beforeAutospacing="0" w:after="0" w:afterAutospacing="0"/>
+        <w:rPr>
+          <w:b/>
+          <w:color w:val="212529"/>
+          <w:spacing w:val="-1"/>
+          <w:sz w:val="28"/>
+          <w:szCs w:val="26"/>
+        </w:rPr>
+      </w:pPr>
+      <w:r>
+        <w:rPr>
+          <w:b/>
+          <w:color w:val="212529"/>
+          <w:spacing w:val="-1"/>
+          <w:sz w:val="28"/>
+          <w:szCs w:val="26"/>
+        </w:rPr>
+        <w:t>12. Използвани технологии</w:t>
+      </w:r>
+    </w:p>
+    <w:p>
+      <w:pPr>
+        <w:pStyle w:val="NormalWeb"/>
+        <w:shd w:val="clear" w:color="auto" w:fill="FFFFFF"/>
+        <w:spacing w:before="0" w:beforeAutospacing="0" w:after="0" w:afterAutospacing="0"/>
+        <w:rPr>
+          <w:color w:val="212529"/>
+          <w:spacing w:val="-1"/>
+          <w:sz w:val="26"/>
+          <w:szCs w:val="26"/>
+        </w:rPr>
+      </w:pPr>
+      <w:r>
+        <w:rPr>
+          <w:color w:val="212529"/>
+          <w:spacing w:val="-1"/>
+          <w:sz w:val="26"/>
+          <w:szCs w:val="26"/>
+        </w:rPr>
+        <w:t>Приложението е разработено с помощта на Django, който служи като бекенд рамка. За съхранение на данните се използва MySQL, а за криптиране – библиотеката cryptography. Потребителският интерфейс е реализиран с HTML, CSS и Bootstrap.</w:t>
+      </w:r>
+    </w:p>
+    <w:p>
+      <w:pPr>
+        <w:pStyle w:val="NormalWeb"/>
+        <w:shd w:val="clear" w:color="auto" w:fill="FFFFFF"/>
+        <w:spacing w:before="0" w:beforeAutospacing="0" w:after="0" w:afterAutospacing="0"/>
+        <w:rPr>
+          <w:color w:val="212529"/>
+          <w:spacing w:val="-1"/>
+          <w:sz w:val="26"/>
+          <w:szCs w:val="26"/>
+        </w:rPr>
+      </w:pPr>
+      <w:r>
+        <w:rPr>
+          <w:color w:val="212529"/>
+          <w:spacing w:val="-1"/>
+          <w:sz w:val="26"/>
+          <w:szCs w:val="26"/>
+        </w:rPr>
+        <w:t> </w:t>
+      </w:r>
+    </w:p>
+    <w:p>
+      <w:pPr>
+        <w:pStyle w:val="NormalWeb"/>
+        <w:shd w:val="clear" w:color="auto" w:fill="FFFFFF"/>
+        <w:spacing w:before="0" w:beforeAutospacing="0" w:after="0" w:afterAutospacing="0"/>
+        <w:rPr>
+          <w:b/>
+          <w:color w:val="212529"/>
+          <w:spacing w:val="-1"/>
+          <w:sz w:val="28"/>
+          <w:szCs w:val="26"/>
+        </w:rPr>
+      </w:pPr>
+      <w:r>
+        <w:rPr>
+          <w:b/>
+          <w:color w:val="212529"/>
+          <w:spacing w:val="-1"/>
+          <w:sz w:val="28"/>
+          <w:szCs w:val="26"/>
+        </w:rPr>
+        <w:t>13. Заключение</w:t>
+      </w:r>
+    </w:p>
+    <w:p>
+      <w:pPr>
+        <w:pStyle w:val="NormalWeb"/>
+        <w:shd w:val="clear" w:color="auto" w:fill="FFFFFF"/>
+        <w:spacing w:before="0" w:beforeAutospacing="0" w:after="0" w:afterAutospacing="0"/>
+        <w:rPr>
+          <w:color w:val="212529"/>
+          <w:spacing w:val="-1"/>
+          <w:sz w:val="26"/>
+          <w:szCs w:val="26"/>
+        </w:rPr>
+      </w:pPr>
+      <w:r>
+        <w:rPr>
+          <w:color w:val="212529"/>
+          <w:spacing w:val="-1"/>
+          <w:sz w:val="26"/>
+          <w:szCs w:val="26"/>
+        </w:rPr>
+        <w:t>Проектът демонстрира практическо приложение на криптографията</w:t>
+      </w:r>
+    </w:p>
+    <w:p>
+      <w:pPr>
+        <w:rPr>
           <w:rFonts w:ascii="Times New Roman" w:hAnsi="Times New Roman"/>
-          <w:sz w:val="24"/>
-          <w:szCs w:val="24"/>
-        </w:rPr>
-        <w:t xml:space="preserve">ва сигурно споделяне на информация и лесна употреба. </w:t>
-      </w:r>
+        </w:rPr>
+      </w:pPr>
     </w:p>
     <w:sectPr>
       <w:pgSz w:w="11906" w:h="16838"/>
@@ -1100,6 +1393,7 @@
   <w:style w:type="character" w:default="1" w:styleId="DefaultParagraphFont">
     <w:name w:val="Default Paragraph Font"/>
     <w:uiPriority w:val="1"/>
+    <w:semiHidden/>
     <w:unhideWhenUsed/>
   </w:style>
   <w:style w:type="table" w:default="1" w:styleId="TableNormal">
